--- a/daily-reports/2026-08-20/report.docx
+++ b/daily-reports/2026-08-20/report.docx
@@ -28,28 +28,28 @@
         <w:pStyle w:val="Heading2"/>
       </w:pPr>
       <w:r>
-        <w:t>1. yjh051108/dsh-routing-suite  ⭐ 6,335</w:t>
+        <w:t>1. yjh051108/dsh-routing-suite  ⭐ 6,344</w:t>
       </w:r>
     </w:p>
     <w:p>
       <w:r>
-        <w:t>语言：PowerShell ｜ Stars：6,335 ｜ Forks：114</w:t>
+        <w:t>语言：PowerShell ｜ Stars：6,344 ｜ Forks：114</w:t>
         <w:br/>
       </w:r>
       <w:r>
-        <w:t>这是什么：这是一个为 DeepSeek Harness 设计的工具包，包含一个运行时注入器和任务感知的推理模式路由器预设。简单说，它能让 AI 根据任务类型自动选择最合适的思考模式，就像给 AI 装了一个智能导航。</w:t>
+        <w:t>这是什么：这是一个为 DeepSeek Harness 设计的工具包，包含一个运行时注入器和任务感知的推理模式路由器预设。简单说，它能让 AI 根据不同的任务自动选择最合适的思考方式，就像给 AI 装了一个智能导航。</w:t>
         <w:br/>
       </w:r>
       <w:r>
-        <w:t>能用来做什么：你可以先安装注入器，再安装路由器预设，之后 AI 在处理不同任务时会自动切换模式，提升效率和准确性。</w:t>
+        <w:t>能用来做什么：你可以先安装注入器，再安装路由器预设，然后 AI 就会自动根据任务类型（比如简单问答或复杂推理）切换模式，提升回答质量。</w:t>
         <w:br/>
       </w:r>
       <w:r>
-        <w:t>适用领域：AI 开发、自动化任务、智能助手</w:t>
+        <w:t>适用领域：AI 应用开发、智能助手、自动化任务处理</w:t>
         <w:br/>
       </w:r>
       <w:r>
-        <w:t>对新手有什么帮助：对于新手，这个项目展示了如何通过插件扩展 AI 功能，可以学习到模块化设计的思路。</w:t>
+        <w:t>对新手有什么帮助：对于新手，这个项目展示了如何通过模块化设计增强 AI 能力，可以学习到 AI 工具配置的基本思路。</w:t>
         <w:br/>
       </w:r>
       <w:r>
@@ -70,19 +70,19 @@
         <w:br/>
       </w:r>
       <w:r>
-        <w:t>这是什么：这是一个两阶段的 DeepSeek Harness 预设：先进行最小化对齐引导，然后启用完整的标准工具集。它旨在让 AI 从基础开始逐步构建能力。</w:t>
+        <w:t>这是什么：这是一个两阶段的 DeepSeek Harness 预设：先进行最小化对齐引导，然后启用完整的标准工具集。它像是给 AI 一个循序渐进的成长路径，从基础到高级。</w:t>
         <w:br/>
       </w:r>
       <w:r>
-        <w:t>能用来做什么：你可以按照这个预设来配置你的 AI 环境，分阶段启用功能，适合需要渐进式开发的项目。</w:t>
+        <w:t>能用来做什么：你可以用它来快速搭建一个具备完整功能的 AI 助手，先让 AI 稳定运行，再逐步解锁更多工具。</w:t>
         <w:br/>
       </w:r>
       <w:r>
-        <w:t>适用领域：AI 开发、工具配置、项目管理</w:t>
+        <w:t>适用领域：AI 开发、智能客服、教育辅助</w:t>
         <w:br/>
       </w:r>
       <w:r>
-        <w:t>对新手有什么帮助：这个项目教你如何分阶段部署 AI 功能，适合想了解 AI 工具链搭建的新手。</w:t>
+        <w:t>对新手有什么帮助：新手可以通过这个项目理解 AI 系统的分阶段部署策略，学习如何一步步构建复杂功能。</w:t>
         <w:br/>
       </w:r>
       <w:r>
@@ -94,28 +94,28 @@
         <w:pStyle w:val="Heading2"/>
       </w:pPr>
       <w:r>
-        <w:t>3. yetone/cumora  ⭐ 2,710</w:t>
+        <w:t>3. yetone/cumora  ⭐ 2,716</w:t>
       </w:r>
     </w:p>
     <w:p>
       <w:r>
-        <w:t>语言：TypeScript ｜ Stars：2,710 ｜ Forks：312</w:t>
+        <w:t>语言：TypeScript ｜ Stars：2,716 ｜ Forks：312</w:t>
         <w:br/>
       </w:r>
       <w:r>
-        <w:t>这是什么：这是一个跨平台的团队聊天工具，但特别的是，AI 代理（AI agents）可以作为团队成员参与对话。你可以使用云端大脑，或者接入自己的 AI（如 Claude Code 或 Codex）。</w:t>
+        <w:t>这是什么：这是一个跨平台的团队聊天工具，但特别的是，AI 代理（AI agents）可以作为平等的团队成员参与对话。你可以自带 AI 大脑（比如 Claude Code 或 Codex），也可以使用云端版本。</w:t>
         <w:br/>
       </w:r>
       <w:r>
-        <w:t>能用来做什么：你可以用它来组建一个包含人类和 AI 的团队，进行项目讨论、任务分配，AI 能协助你处理信息或执行任务。</w:t>
+        <w:t>能用来做什么：你可以用它来组建一个人类和 AI 混合的团队，在聊天中分配任务、协作解决问题，AI 能像同事一样参与讨论。</w:t>
         <w:br/>
       </w:r>
       <w:r>
-        <w:t>适用领域：团队协作、项目管理、AI 应用</w:t>
+        <w:t>适用领域：团队协作、项目管理、AI 辅助办公</w:t>
         <w:br/>
       </w:r>
       <w:r>
-        <w:t>对新手有什么帮助：这个项目展示了 AI 如何融入日常工作流，对新手了解 AI 协作很有帮助。</w:t>
+        <w:t>对新手有什么帮助：这个项目让你直观体验 AI 作为团队成员的工作方式，对理解 AI 协作潜力很有帮助。</w:t>
         <w:br/>
       </w:r>
       <w:r>
@@ -127,12 +127,12 @@
         <w:pStyle w:val="Heading2"/>
       </w:pPr>
       <w:r>
-        <w:t>4. s1dashu/ip-as-logo-skill  ⭐ 2,229</w:t>
+        <w:t>4. s1dashu/ip-as-logo-skill  ⭐ 2,260</w:t>
       </w:r>
     </w:p>
     <w:p>
       <w:r>
-        <w:t>语言：未知 ｜ Stars：2,229 ｜ Forks：102</w:t>
+        <w:t>语言：未知 ｜ Stars：2,260 ｜ Forks：104</w:t>
         <w:br/>
       </w:r>
       <w:r>
@@ -140,15 +140,15 @@
         <w:br/>
       </w:r>
       <w:r>
-        <w:t>能用来做什么：你可以利用这个技能快速生成品牌吉祥物或 IP 形象，适合需要视觉设计的场景。</w:t>
+        <w:t>能用来做什么：你可以用它来快速生成品牌吉祥物或产品图标，只需提供一些描述，AI 就会生成符合风格的 logo。</w:t>
         <w:br/>
       </w:r>
       <w:r>
-        <w:t>适用领域：品牌设计、IP 创作、视觉设计</w:t>
+        <w:t>适用领域：品牌设计、市场营销、创意设计</w:t>
         <w:br/>
       </w:r>
       <w:r>
-        <w:t>对新手有什么帮助：这个项目让新手也能轻松获得专业设计的吉祥物，可以学习 AI 辅助设计的应用。</w:t>
+        <w:t>对新手有什么帮助：对于设计新手，这个项目展示了 AI 如何辅助创意工作，你可以用它轻松获得专业感的设计灵感。</w:t>
         <w:br/>
       </w:r>
       <w:r>
@@ -160,28 +160,28 @@
         <w:pStyle w:val="Heading2"/>
       </w:pPr>
       <w:r>
-        <w:t>5. dsh-market/dsh-market  ⭐ 1,293</w:t>
+        <w:t>5. dsh-market/dsh-market  ⭐ 1,300</w:t>
       </w:r>
     </w:p>
     <w:p>
       <w:r>
-        <w:t>语言：TypeScript ｜ Stars：1,293 ｜ Forks：79</w:t>
+        <w:t>语言：TypeScript ｜ Stars：1,300 ｜ Forks：79</w:t>
         <w:br/>
       </w:r>
       <w:r>
-        <w:t>这是什么：这是 DeepSeek Harness 的插件市场，你可以在这里浏览、搜索并一键安装各种插件，就像手机应用商店一样方便。</w:t>
+        <w:t>这是什么：这是 DeepSeek Harness 的插件市场，你可以浏览、搜索并一键安装各种插件。它就像手机的应用商店，但专门为 DeepSeek Harness 服务。</w:t>
         <w:br/>
       </w:r>
       <w:r>
-        <w:t>能用来做什么：你可以通过这个市场扩展 DeepSeek Harness 的功能，安装你需要的插件，快速定制你的 AI 工具。</w:t>
+        <w:t>能用来做什么：你可以通过这个市场为你的 DeepSeek Harness 添加新功能，比如安装新的工具或预设，扩展 AI 的能力。</w:t>
         <w:br/>
       </w:r>
       <w:r>
-        <w:t>适用领域：AI 开发、插件管理、工具生态</w:t>
+        <w:t>适用领域：AI 工具管理、插件生态、开发者社区</w:t>
         <w:br/>
       </w:r>
       <w:r>
-        <w:t>对新手有什么帮助：这个项目让新手能轻松扩展 AI 功能，了解插件化生态的运作方式。</w:t>
+        <w:t>对新手有什么帮助：新手可以通过这个项目了解插件生态的概念，学会如何通过插件扩展 AI 功能，非常实用。</w:t>
         <w:br/>
       </w:r>
       <w:r>
@@ -212,7 +212,7 @@
         <w:t>Extensible Software in the age of LLMs</w:t>
       </w:r>
       <w:r>
-        <w:t>（👍 117）</w:t>
+        <w:t>（👍 120）</w:t>
       </w:r>
       <w:r>
         <w:br/>
@@ -220,7 +220,7 @@
       </w:r>
       <w:r>
         <w:br/>
-        <w:t>摘要：这篇文章探讨了在大语言模型时代如何构建可扩展的软件系统，提出了利用LLM能力实现更灵活、可扩展架构的新思路。它值得关注，因为它为软件工程领域带来了前瞻性视角，可能影响未来开发实践。</w:t>
+        <w:t>摘要：本文探讨了在大型语言模型（LLM）时代如何构建可扩展的软件系统，强调利用LLM的灵活性和适应性来设计模块化、可演进的架构，对开发者具有前瞻性指导意义。</w:t>
       </w:r>
     </w:p>
     <w:p>
@@ -239,7 +239,7 @@
       </w:r>
       <w:r>
         <w:br/>
-        <w:t>摘要：日本政府计划出台新规，要求AI公司披露其训练数据来源，以提高透明度和问责性。这一举措对全球AI监管具有示范意义，可能引发其他国家的类似政策，并影响AI公司的数据使用策略。</w:t>
+        <w:t>摘要：日本计划出台新规，要求人工智能公司披露其训练数据来源，此举旨在提高AI透明度和问责制，可能影响全球AI企业的数据合规策略。</w:t>
       </w:r>
     </w:p>
     <w:p>
@@ -263,7 +263,7 @@
       </w:r>
       <w:r>
         <w:br/>
-        <w:t>摘要：这篇论文介绍了一种名为SPADE的新方法，通过自适应合成可执行环境中的自我对弈来训练AI智能体。它值得关注，因为该方法有望提升AI在复杂任务中的泛化能力，为强化学习和具身智能研究提供新工具。</w:t>
+        <w:t>摘要：该研究提出SPADE框架，通过自适应合成可执行环境中的自我对弈机制，提升AI智能体的训练效率和泛化能力，为强化学习领域带来创新思路。</w:t>
       </w:r>
     </w:p>
     <w:p>
@@ -287,7 +287,7 @@
       </w:r>
       <w:r>
         <w:br/>
-        <w:t>摘要：章鱼动力在WRC 2026上展示了其“脑-手-数据”技术体系，旨在推动具身智能的发展。这一亮相值得关注，因为它展示了具身智能领域的最新进展，可能引领未来机器人技术的新范式。</w:t>
+        <w:t>摘要：章鱼动力在WRC 2026上展示了其“脑-手-数据”技术体系，探索具身智能的未来范式，该体系整合了感知、控制与数据驱动，有望推动机器人应用落地。</w:t>
       </w:r>
     </w:p>
     <w:p>
@@ -311,7 +311,7 @@
       </w:r>
       <w:r>
         <w:br/>
-        <w:t>摘要：章鱼动力在WRC 2026上展示了其“脑-手-数据”技术体系，旨在推动具身智能的发展。这一亮相值得关注，因为它展示了具身智能领域的最新进展，可能引领未来机器人技术的新范式。</w:t>
+        <w:t>摘要：章鱼动力在WRC 2026上亮相，重点展示“脑-手-数据”技术体系，旨在通过软硬件协同创新，为具身智能提供新的发展路径，引发行业关注。</w:t>
       </w:r>
     </w:p>
     <w:sectPr>
